--- a/packages/core/test-document.docx
+++ b/packages/core/test-document.docx
@@ -2,6 +2,370 @@
 <file path=word/document.xml><?xml version="1.0" encoding="utf-8"?>
 <w:document xmlns:wpc="http://schemas.microsoft.com/office/word/2010/wordprocessingCanvas" xmlns:mc="http://schemas.openxmlformats.org/markup-compatibility/2006" xmlns:o="urn:schemas-microsoft-com:office:office" xmlns:r="http://schemas.openxmlformats.org/officeDocument/2006/relationships" xmlns:m="http://schemas.openxmlformats.org/officeDocument/2006/math" xmlns:v="urn:schemas-microsoft-com:vml" xmlns:wp14="http://schemas.microsoft.com/office/word/2010/wordprocessingDrawing" xmlns:wp="http://schemas.openxmlformats.org/drawingml/2006/wordprocessingDrawing" xmlns:w10="urn:schemas-microsoft-com:office:word" xmlns:w="http://schemas.openxmlformats.org/wordprocessingml/2006/main" xmlns:w14="http://schemas.microsoft.com/office/word/2010/wordml" xmlns:w15="http://schemas.microsoft.com/office/word/2012/wordml" xmlns:wpg="http://schemas.microsoft.com/office/word/2010/wordprocessingGroup" xmlns:wpi="http://schemas.microsoft.com/office/word/2010/wordprocessingInk" xmlns:wne="http://schemas.microsoft.com/office/word/2006/wordml" xmlns:wps="http://schemas.microsoft.com/office/word/2010/wordprocessingShape" xmlns:cx="http://schemas.microsoft.com/office/drawing/2014/chartex" xmlns:cx1="http://schemas.microsoft.com/office/drawing/2015/9/8/chartex" xmlns:cx2="http://schemas.microsoft.com/office/drawing/2015/10/21/chartex" xmlns:cx3="http://schemas.microsoft.com/office/drawing/2016/5/9/chartex" xmlns:cx4="http://schemas.microsoft.com/office/drawing/2016/5/10/chartex" xmlns:cx5="http://schemas.microsoft.com/office/drawing/2016/5/11/chartex" xmlns:cx6="http://schemas.microsoft.com/office/drawing/2016/5/12/chartex" xmlns:cx7="http://schemas.microsoft.com/office/drawing/2016/5/13/chartex" xmlns:cx8="http://schemas.microsoft.com/office/drawing/2016/5/14/chartex" xmlns:aink="http://schemas.microsoft.com/office/drawing/2016/ink" xmlns:am3d="http://schemas.microsoft.com/office/drawing/2017/model3d" xmlns:w16cex="http://schemas.microsoft.com/office/word/2018/wordml/cex" xmlns:w16cid="http://schemas.microsoft.com/office/word/2016/wordml/cid" xmlns:w16="http://schemas.microsoft.com/office/word/2018/wordml" xmlns:w16sdtdh="http://schemas.microsoft.com/office/word/2020/wordml/sdtdatahash" xmlns:w16se="http://schemas.microsoft.com/office/word/2015/wordml/symex" mc:Ignorable="w14 w15 wp14">
   <w:body>
+    <w:p>
+      <w:pPr>
+        <w:spacing/>
+        <w:jc w:val="center"/>
+      </w:pPr>
+      <w:r>
+        <w:rPr>
+          <w:b/>
+          <w:bCs/>
+          <w:color w:val="2C3E50"/>
+          <w:sz w:val="48"/>
+          <w:szCs w:val="48"/>
+          <w:rFonts w:ascii="Calibri" w:cs="Calibri" w:eastAsia="Calibri" w:hAnsi="Calibri"/>
+        </w:rPr>
+        <w:t xml:space="preserve">JSON2Docs 测试文档</w:t>
+      </w:r>
+    </w:p>
+    <w:p>
+      <w:pPr>
+        <w:spacing/>
+        <w:jc w:val="left"/>
+      </w:pPr>
+      <w:r>
+        <w:rPr>
+          <w:sz w:val="24"/>
+          <w:szCs w:val="24"/>
+          <w:rFonts w:ascii="Roboto" w:cs="Roboto" w:eastAsia="Roboto" w:hAnsi="Roboto"/>
+        </w:rPr>
+        <w:t xml:space="preserve">这是一个测试文档，用于验证核心功能</w:t>
+      </w:r>
+    </w:p>
+    <w:tbl>
+      <w:tblPr>
+        <w:tblW w:type="pct" w:w="100%"/>
+        <w:tblBorders>
+          <w:top w:val="single" w:color="auto" w:sz="4"/>
+          <w:left w:val="single" w:color="auto" w:sz="4"/>
+          <w:bottom w:val="single" w:color="auto" w:sz="4"/>
+          <w:right w:val="single" w:color="auto" w:sz="4"/>
+          <w:insideH w:val="single" w:color="auto" w:sz="4"/>
+          <w:insideV w:val="single" w:color="auto" w:sz="4"/>
+        </w:tblBorders>
+      </w:tblPr>
+      <w:tblGrid>
+        <w:gridCol w:w="100"/>
+        <w:gridCol w:w="100"/>
+        <w:gridCol w:w="100"/>
+      </w:tblGrid>
+      <w:tr>
+        <w:tc>
+          <w:tcPr>
+            <w:shd w:fill="F2F2F2"/>
+          </w:tcPr>
+          <w:p>
+            <w:r>
+              <w:rPr>
+                <w:b/>
+                <w:bCs/>
+              </w:rPr>
+              <w:t xml:space="preserve">姓名</w:t>
+            </w:r>
+          </w:p>
+        </w:tc>
+        <w:tc>
+          <w:tcPr>
+            <w:shd w:fill="F2F2F2"/>
+          </w:tcPr>
+          <w:p>
+            <w:r>
+              <w:rPr>
+                <w:b/>
+                <w:bCs/>
+              </w:rPr>
+              <w:t xml:space="preserve">年龄</w:t>
+            </w:r>
+          </w:p>
+        </w:tc>
+        <w:tc>
+          <w:tcPr>
+            <w:shd w:fill="F2F2F2"/>
+          </w:tcPr>
+          <w:p>
+            <w:r>
+              <w:rPr>
+                <w:b/>
+                <w:bCs/>
+              </w:rPr>
+              <w:t xml:space="preserve">职业</w:t>
+            </w:r>
+          </w:p>
+        </w:tc>
+      </w:tr>
+      <w:tr>
+        <w:tc>
+          <w:p>
+            <w:r>
+              <w:t xml:space="preserve">张三</w:t>
+            </w:r>
+          </w:p>
+        </w:tc>
+        <w:tc>
+          <w:p>
+            <w:r>
+              <w:t xml:space="preserve">25</w:t>
+            </w:r>
+          </w:p>
+        </w:tc>
+        <w:tc>
+          <w:p>
+            <w:r>
+              <w:t xml:space="preserve">工程师</w:t>
+            </w:r>
+          </w:p>
+        </w:tc>
+      </w:tr>
+      <w:tr>
+        <w:tc>
+          <w:p>
+            <w:r>
+              <w:t xml:space="preserve">李四</w:t>
+            </w:r>
+          </w:p>
+        </w:tc>
+        <w:tc>
+          <w:p>
+            <w:r>
+              <w:t xml:space="preserve">30</w:t>
+            </w:r>
+          </w:p>
+        </w:tc>
+        <w:tc>
+          <w:p>
+            <w:r>
+              <w:t xml:space="preserve">设计师</w:t>
+            </w:r>
+          </w:p>
+        </w:tc>
+      </w:tr>
+      <w:tr>
+        <w:tc>
+          <w:p>
+            <w:r>
+              <w:t xml:space="preserve">王五</w:t>
+            </w:r>
+          </w:p>
+        </w:tc>
+        <w:tc>
+          <w:p>
+            <w:r>
+              <w:t xml:space="preserve">28</w:t>
+            </w:r>
+          </w:p>
+        </w:tc>
+        <w:tc>
+          <w:p>
+            <w:r>
+              <w:t xml:space="preserve">产品经理</w:t>
+            </w:r>
+          </w:p>
+        </w:tc>
+      </w:tr>
+    </w:tbl>
+    <w:p>
+      <w:pPr>
+        <w:spacing/>
+        <w:jc w:val="left"/>
+      </w:pPr>
+      <w:r>
+        <w:rPr>
+          <w:b/>
+          <w:bCs/>
+          <w:color w:val="34495E"/>
+          <w:sz w:val="32"/>
+          <w:szCs w:val="32"/>
+          <w:rFonts w:ascii="Calibri" w:cs="Calibri" w:eastAsia="Calibri" w:hAnsi="Calibri"/>
+        </w:rPr>
+        <w:t xml:space="preserve">项目列表：</w:t>
+      </w:r>
+    </w:p>
+    <w:p>
+      <w:pPr>
+        <w:spacing w:before="120" w:after="120"/>
+      </w:pPr>
+      <w:r>
+        <w:rPr>
+          <w:b/>
+          <w:bCs/>
+          <w:sz w:val="24"/>
+          <w:szCs w:val="24"/>
+        </w:rPr>
+        <w:t xml:space="preserve">• </w:t>
+      </w:r>
+      <w:r>
+        <w:rPr>
+          <w:sz w:val="24"/>
+          <w:szCs w:val="24"/>
+        </w:rPr>
+        <w:t xml:space="preserve">核心转换引擎</w:t>
+      </w:r>
+    </w:p>
+    <w:p>
+      <w:pPr>
+        <w:spacing w:before="120" w:after="120"/>
+      </w:pPr>
+      <w:r>
+        <w:rPr>
+          <w:b/>
+          <w:bCs/>
+          <w:sz w:val="24"/>
+          <w:szCs w:val="24"/>
+        </w:rPr>
+        <w:t xml:space="preserve">• </w:t>
+      </w:r>
+      <w:r>
+        <w:rPr>
+          <w:sz w:val="24"/>
+          <w:szCs w:val="24"/>
+        </w:rPr>
+        <w:t xml:space="preserve">HTML DOM 生成</w:t>
+      </w:r>
+    </w:p>
+    <w:p>
+      <w:pPr>
+        <w:spacing w:before="120" w:after="120"/>
+      </w:pPr>
+      <w:r>
+        <w:rPr>
+          <w:b/>
+          <w:bCs/>
+          <w:sz w:val="24"/>
+          <w:szCs w:val="24"/>
+        </w:rPr>
+        <w:t xml:space="preserve">• </w:t>
+      </w:r>
+      <w:r>
+        <w:rPr>
+          <w:sz w:val="24"/>
+          <w:szCs w:val="24"/>
+        </w:rPr>
+        <w:t xml:space="preserve">PDF 文档生成</w:t>
+      </w:r>
+    </w:p>
+    <w:p>
+      <w:pPr>
+        <w:spacing w:before="120" w:after="120"/>
+      </w:pPr>
+      <w:r>
+        <w:rPr>
+          <w:b/>
+          <w:bCs/>
+          <w:sz w:val="24"/>
+          <w:szCs w:val="24"/>
+        </w:rPr>
+        <w:t xml:space="preserve">• </w:t>
+      </w:r>
+      <w:r>
+        <w:rPr>
+          <w:sz w:val="24"/>
+          <w:szCs w:val="24"/>
+        </w:rPr>
+        <w:t xml:space="preserve">DOCX 文档生成</w:t>
+      </w:r>
+    </w:p>
+    <w:p>
+      <w:pPr>
+        <w:spacing/>
+        <w:jc w:val="left"/>
+      </w:pPr>
+      <w:r>
+        <w:rPr>
+          <w:b/>
+          <w:bCs/>
+          <w:color w:val="34495E"/>
+          <w:sz w:val="32"/>
+          <w:szCs w:val="32"/>
+          <w:rFonts w:ascii="Calibri" w:cs="Calibri" w:eastAsia="Calibri" w:hAnsi="Calibri"/>
+        </w:rPr>
+        <w:t xml:space="preserve">技术栈：</w:t>
+      </w:r>
+    </w:p>
+    <w:p>
+      <w:pPr>
+        <w:spacing w:before="120" w:after="120"/>
+      </w:pPr>
+      <w:r>
+        <w:rPr>
+          <w:b/>
+          <w:bCs/>
+          <w:sz w:val="24"/>
+          <w:szCs w:val="24"/>
+        </w:rPr>
+        <w:t xml:space="preserve">1. </w:t>
+      </w:r>
+      <w:r>
+        <w:rPr>
+          <w:sz w:val="24"/>
+          <w:szCs w:val="24"/>
+        </w:rPr>
+        <w:t xml:space="preserve">JavaScript ES6+</w:t>
+      </w:r>
+    </w:p>
+    <w:p>
+      <w:pPr>
+        <w:spacing w:before="120" w:after="120"/>
+      </w:pPr>
+      <w:r>
+        <w:rPr>
+          <w:b/>
+          <w:bCs/>
+          <w:sz w:val="24"/>
+          <w:szCs w:val="24"/>
+        </w:rPr>
+        <w:t xml:space="preserve">2. </w:t>
+      </w:r>
+      <w:r>
+        <w:rPr>
+          <w:sz w:val="24"/>
+          <w:szCs w:val="24"/>
+        </w:rPr>
+        <w:t xml:space="preserve">pdfmake 库</w:t>
+      </w:r>
+    </w:p>
+    <w:p>
+      <w:pPr>
+        <w:spacing w:before="120" w:after="120"/>
+      </w:pPr>
+      <w:r>
+        <w:rPr>
+          <w:b/>
+          <w:bCs/>
+          <w:sz w:val="24"/>
+          <w:szCs w:val="24"/>
+        </w:rPr>
+        <w:t xml:space="preserve">3. </w:t>
+      </w:r>
+      <w:r>
+        <w:rPr>
+          <w:sz w:val="24"/>
+          <w:szCs w:val="24"/>
+        </w:rPr>
+        <w:t xml:space="preserve">docx 库</w:t>
+      </w:r>
+    </w:p>
+    <w:p>
+      <w:pPr>
+        <w:spacing w:before="120" w:after="120"/>
+      </w:pPr>
+      <w:r>
+        <w:rPr>
+          <w:b/>
+          <w:bCs/>
+          <w:sz w:val="24"/>
+          <w:szCs w:val="24"/>
+        </w:rPr>
+        <w:t xml:space="preserve">4. </w:t>
+      </w:r>
+      <w:r>
+        <w:rPr>
+          <w:sz w:val="24"/>
+          <w:szCs w:val="24"/>
+        </w:rPr>
+        <w:t xml:space="preserve">Vite 构建工具</w:t>
+      </w:r>
+    </w:p>
     <w:sectPr>
       <w:pgSz w:w="11906" w:h="16838" w:orient="portrait"/>
       <w:pgMar w:top="1440" w:right="1440" w:bottom="1440" w:left="1440" w:header="708" w:footer="708" w:gutter="0"/>
